--- a/fuentes/CFA2_1351005_DU.docx
+++ b/fuentes/CFA2_1351005_DU.docx
@@ -1882,13 +1882,13 @@
     <w:p/>
     <w:p/>
     <w:p/>
-    <w:p/>
     <w:p>
       <w:pPr>
         <w:pStyle w:val="Ttulo1"/>
       </w:pPr>
       <w:bookmarkStart w:id="3" w:name="_Toc223605378"/>
       <w:r>
+        <w:lastRenderedPageBreak/>
         <w:t>Espacios, elementos y condiciones para estudiar</w:t>
       </w:r>
       <w:bookmarkEnd w:id="3"/>
@@ -2036,13 +2036,6 @@
     </w:p>
     <w:p>
       <w:pPr>
-        <w:rPr>
-          <w:lang w:eastAsia="es-CO"/>
-        </w:rPr>
-      </w:pPr>
-    </w:p>
-    <w:p>
-      <w:pPr>
         <w:pStyle w:val="Prrafodelista"/>
         <w:ind w:firstLine="0"/>
         <w:rPr>
@@ -2067,7 +2060,6 @@
           <w:b/>
           <w:lang w:eastAsia="es-CO"/>
         </w:rPr>
-        <w:lastRenderedPageBreak/>
         <w:t>Herramientas de apoyo educativo</w:t>
       </w:r>
     </w:p>
@@ -2100,6 +2092,7 @@
           <w:b/>
           <w:lang w:eastAsia="es-CO"/>
         </w:rPr>
+        <w:lastRenderedPageBreak/>
         <w:t>Soportes analógicos</w:t>
       </w:r>
       <w:r>
@@ -2264,6 +2257,7 @@
       </w:pPr>
       <w:r>
         <w:rPr>
+          <w:b/>
           <w:lang w:eastAsia="es-CO"/>
         </w:rPr>
         <w:t>Ámbito biológico</w:t>
@@ -2355,6 +2349,27 @@
         </w:rPr>
         <w:t>La siguiente imagen, detalla un poco lo ideal para un espacio de trabajo:</w:t>
       </w:r>
+    </w:p>
+    <w:p>
+      <w:pPr>
+        <w:rPr>
+          <w:lang w:eastAsia="es-CO"/>
+        </w:rPr>
+      </w:pPr>
+    </w:p>
+    <w:p>
+      <w:pPr>
+        <w:rPr>
+          <w:lang w:eastAsia="es-CO"/>
+        </w:rPr>
+      </w:pPr>
+    </w:p>
+    <w:p>
+      <w:pPr>
+        <w:rPr>
+          <w:lang w:eastAsia="es-CO"/>
+        </w:rPr>
+      </w:pPr>
     </w:p>
     <w:p>
       <w:pPr>
@@ -2440,16 +2455,20 @@
     <w:p>
       <w:pPr>
         <w:rPr>
-          <w:b/>
-          <w:lang w:eastAsia="es-CO"/>
-        </w:rPr>
-      </w:pPr>
-      <w:r>
-        <w:rPr>
-          <w:b/>
+          <w:lang w:eastAsia="es-CO"/>
+        </w:rPr>
+      </w:pPr>
+      <w:r>
+        <w:rPr>
           <w:lang w:eastAsia="es-CO"/>
         </w:rPr>
         <w:t>Espacios para el estudio</w:t>
+      </w:r>
+      <w:r>
+        <w:rPr>
+          <w:lang w:eastAsia="es-CO"/>
+        </w:rPr>
+        <w:t>:</w:t>
       </w:r>
     </w:p>
     <w:p>
@@ -4691,9 +4710,22 @@
             </w:pPr>
             <w:r>
               <w:rPr>
+                <w:b/>
                 <w:lang w:eastAsia="es-CO"/>
               </w:rPr>
-              <w:t xml:space="preserve">La vemos en redes, en buscadores, en mensajes reenviados, en titulares que prometen “la verdad” en segundos. Y ahí aparece un error común. Pensar que porque algo está en internet… ya es confiable. </w:t>
+              <w:t>Mujer</w:t>
+            </w:r>
+            <w:r>
+              <w:rPr>
+                <w:lang w:eastAsia="es-CO"/>
+              </w:rPr>
+              <w:t>: hoy la información está un clic, l</w:t>
+            </w:r>
+            <w:r>
+              <w:rPr>
+                <w:lang w:eastAsia="es-CO"/>
+              </w:rPr>
+              <w:t xml:space="preserve">a vemos en redes, en buscadores, en mensajes reenviados, en titulares que prometen “la verdad” en segundos. Y ahí aparece un error común. Pensar que porque algo está en internet… ya es confiable. </w:t>
             </w:r>
           </w:p>
           <w:p>
@@ -4799,14 +4831,12 @@
               </w:rPr>
               <w:t xml:space="preserve">: luego está la relevancia, esto no es otra cosa </w:t>
             </w:r>
-            <w:proofErr w:type="gramStart"/>
             <w:r>
               <w:rPr>
                 <w:lang w:eastAsia="es-CO"/>
               </w:rPr>
-              <w:t>que  preguntarse</w:t>
+              <w:t>que preguntarse</w:t>
             </w:r>
-            <w:proofErr w:type="gramEnd"/>
             <w:r>
               <w:rPr>
                 <w:lang w:eastAsia="es-CO"/>
@@ -4958,7 +4988,19 @@
               <w:rPr>
                 <w:lang w:eastAsia="es-CO"/>
               </w:rPr>
-              <w:t xml:space="preserve">: porque cuando una fuente se revisa bien, no solo evita errores… también hace más confiable lo que aprendemos y lo que compartimos. </w:t>
+              <w:t>: porque cuando una fuente se revisa bien, no solo evita errores</w:t>
+            </w:r>
+            <w:r>
+              <w:rPr>
+                <w:lang w:eastAsia="es-CO"/>
+              </w:rPr>
+              <w:t xml:space="preserve">, </w:t>
+            </w:r>
+            <w:r>
+              <w:rPr>
+                <w:lang w:eastAsia="es-CO"/>
+              </w:rPr>
+              <w:t xml:space="preserve">también hace más confiable lo que aprendemos y lo que compartimos. </w:t>
             </w:r>
           </w:p>
           <w:p>
@@ -7066,7 +7108,7 @@
         <w:rPr>
           <w:lang w:eastAsia="es-CO"/>
         </w:rPr>
-        <w:t xml:space="preserve">partiendo de lo anterior, se invita a que acceda al siguiente documento, el cual se encuentra: </w:t>
+        <w:t xml:space="preserve">partiendo de lo anterior, se invita a que acceda al siguiente documento: </w:t>
       </w:r>
       <w:r>
         <w:rPr>
@@ -8529,7 +8571,19 @@
           <w:lang w:eastAsia="es-CO"/>
         </w:rPr>
         <w:lastRenderedPageBreak/>
-        <w:t xml:space="preserve">El plagio tiene varias manifestaciones dentro </w:t>
+        <w:t>El plagio tiene varias manifestaciones</w:t>
+      </w:r>
+      <w:r>
+        <w:rPr>
+          <w:lang w:eastAsia="es-CO"/>
+        </w:rPr>
+        <w:t>,</w:t>
+      </w:r>
+      <w:r>
+        <w:rPr>
+          <w:lang w:eastAsia="es-CO"/>
+        </w:rPr>
+        <w:t xml:space="preserve"> dentro </w:t>
       </w:r>
       <w:r>
         <w:rPr>
@@ -9208,7 +9262,27 @@
         <w:rPr>
           <w:lang w:eastAsia="es-CO"/>
         </w:rPr>
-        <w:t>La alfabetización informacional permite a las personas analizar críticamente la información y tomar decisiones informadas en entornos digitales (Área Moreira, 2012).</w:t>
+        <w:t>La alfabetización informacional permite a las personas analizar críticamente la información y tomar decisiones informadas en entornos digitales (</w:t>
+      </w:r>
+      <w:proofErr w:type="spellStart"/>
+      <w:r>
+        <w:rPr>
+          <w:lang w:eastAsia="es-CO"/>
+        </w:rPr>
+        <w:t>A</w:t>
+      </w:r>
+      <w:r>
+        <w:rPr>
+          <w:lang w:eastAsia="es-CO"/>
+        </w:rPr>
+        <w:t>rea</w:t>
+      </w:r>
+      <w:proofErr w:type="spellEnd"/>
+      <w:r>
+        <w:rPr>
+          <w:lang w:eastAsia="es-CO"/>
+        </w:rPr>
+        <w:t xml:space="preserve"> Moreira, 2012).</w:t>
       </w:r>
     </w:p>
     <w:p>
@@ -9636,21 +9710,16 @@
           <w:numId w:val="44"/>
         </w:numPr>
         <w:rPr>
-          <w:lang w:eastAsia="es-CO"/>
-        </w:rPr>
-      </w:pPr>
-      <w:r>
-        <w:rPr>
-          <w:lang w:eastAsia="es-CO"/>
-        </w:rPr>
-        <w:t>R</w:t>
-      </w:r>
-      <w:r>
-        <w:rPr>
-          <w:b/>
-          <w:lang w:eastAsia="es-CO"/>
-        </w:rPr>
-        <w:t>eferencias</w:t>
+          <w:b/>
+          <w:lang w:eastAsia="es-CO"/>
+        </w:rPr>
+      </w:pPr>
+      <w:r>
+        <w:rPr>
+          <w:b/>
+          <w:lang w:eastAsia="es-CO"/>
+        </w:rPr>
+        <w:t>Referencias</w:t>
       </w:r>
     </w:p>
     <w:p>
@@ -10117,7 +10186,6 @@
           <w:lang w:eastAsia="es-CO"/>
         </w:rPr>
       </w:pPr>
-      <w:bookmarkStart w:id="13" w:name="_GoBack"/>
       <w:r>
         <w:rPr>
           <w:noProof/>
@@ -10158,7 +10226,6 @@
           </wp:inline>
         </w:drawing>
       </w:r>
-      <w:bookmarkEnd w:id="13"/>
     </w:p>
     <w:p>
       <w:pPr>
@@ -10178,14 +10245,14 @@
       <w:pPr>
         <w:pStyle w:val="Titulosgenerales"/>
       </w:pPr>
-      <w:bookmarkStart w:id="14" w:name="_Toc176443725"/>
-      <w:bookmarkStart w:id="15" w:name="_Toc223605387"/>
+      <w:bookmarkStart w:id="13" w:name="_Toc176443725"/>
+      <w:bookmarkStart w:id="14" w:name="_Toc223605387"/>
       <w:r>
         <w:lastRenderedPageBreak/>
         <w:t>Glosario</w:t>
       </w:r>
+      <w:bookmarkEnd w:id="13"/>
       <w:bookmarkEnd w:id="14"/>
-      <w:bookmarkEnd w:id="15"/>
     </w:p>
     <w:p>
       <w:pPr>
@@ -10449,8 +10516,8 @@
           <w:lang w:val="es-MX"/>
         </w:rPr>
       </w:pPr>
-      <w:bookmarkStart w:id="16" w:name="_Toc176443726"/>
-      <w:bookmarkStart w:id="17" w:name="_Toc223605388"/>
+      <w:bookmarkStart w:id="15" w:name="_Toc176443726"/>
+      <w:bookmarkStart w:id="16" w:name="_Toc223605388"/>
       <w:r>
         <w:rPr>
           <w:lang w:val="es-MX"/>
@@ -10458,8 +10525,8 @@
         <w:lastRenderedPageBreak/>
         <w:t>Referencias bibliográficas</w:t>
       </w:r>
+      <w:bookmarkEnd w:id="15"/>
       <w:bookmarkEnd w:id="16"/>
-      <w:bookmarkEnd w:id="17"/>
     </w:p>
     <w:p>
       <w:pPr>
@@ -10683,14 +10750,14 @@
       <w:pPr>
         <w:pStyle w:val="Titulosgenerales"/>
       </w:pPr>
-      <w:bookmarkStart w:id="18" w:name="_Toc176443727"/>
-      <w:bookmarkStart w:id="19" w:name="_Toc223605389"/>
+      <w:bookmarkStart w:id="17" w:name="_Toc176443727"/>
+      <w:bookmarkStart w:id="18" w:name="_Toc223605389"/>
       <w:r>
         <w:lastRenderedPageBreak/>
         <w:t>Créditos</w:t>
       </w:r>
+      <w:bookmarkEnd w:id="17"/>
       <w:bookmarkEnd w:id="18"/>
-      <w:bookmarkEnd w:id="19"/>
     </w:p>
     <w:tbl>
       <w:tblPr>
@@ -11564,7 +11631,7 @@
               </w:rPr>
             </w:pPr>
             <w:r>
-              <w:t>María Fernanda Pineda Mora</w:t>
+              <w:t>Jorge Eduardo Rueda Peña</w:t>
             </w:r>
           </w:p>
         </w:tc>
@@ -11584,7 +11651,7 @@
               </w:rPr>
             </w:pPr>
             <w:r>
-              <w:t>Evaluadora de contenidos inclusivos y accesibles</w:t>
+              <w:t>Evaluador de contenidos inclusivos y accesibles</w:t>
             </w:r>
           </w:p>
         </w:tc>
@@ -11678,6 +11745,8 @@
           <w:lang w:val="es-ES_tradnl" w:eastAsia="es-CO"/>
         </w:rPr>
       </w:pPr>
+      <w:bookmarkStart w:id="19" w:name="_GoBack"/>
+      <w:bookmarkEnd w:id="19"/>
     </w:p>
     <w:p>
       <w:pPr>
@@ -13640,8 +13709,8 @@
   <w:abstractNum w:abstractNumId="16" w15:restartNumberingAfterBreak="0">
     <w:nsid w:val="38572DF2"/>
     <w:multiLevelType w:val="hybridMultilevel"/>
-    <w:tmpl w:val="BB4606F4"/>
-    <w:lvl w:ilvl="0" w:tplc="240A0017">
+    <w:tmpl w:val="B1FE08F2"/>
+    <w:lvl w:ilvl="0" w:tplc="6FE8BA74">
       <w:start w:val="1"/>
       <w:numFmt w:val="lowerLetter"/>
       <w:lvlText w:val="%1)"/>
@@ -13649,6 +13718,9 @@
       <w:pPr>
         <w:ind w:left="720" w:hanging="360"/>
       </w:pPr>
+      <w:rPr>
+        <w:b/>
+      </w:rPr>
     </w:lvl>
     <w:lvl w:ilvl="1" w:tplc="240A0019" w:tentative="1">
       <w:start w:val="1"/>
@@ -19124,7 +19196,7 @@
 </file>
 
 <file path=customXml/itemProps1.xml><?xml version="1.0" encoding="utf-8"?>
-<ds:datastoreItem xmlns:ds="http://schemas.openxmlformats.org/officeDocument/2006/customXml" ds:itemID="{FDFB23FC-54FA-40F9-946A-673CC391769A}">
+<ds:datastoreItem xmlns:ds="http://schemas.openxmlformats.org/officeDocument/2006/customXml" ds:itemID="{06B95477-0338-4ED2-9431-11DBECA19B88}">
   <ds:schemaRefs>
     <ds:schemaRef ds:uri="http://schemas.openxmlformats.org/officeDocument/2006/bibliography"/>
   </ds:schemaRefs>
@@ -19132,13 +19204,13 @@
 </file>
 
 <file path=customXml/itemProps2.xml><?xml version="1.0" encoding="utf-8"?>
-<ds:datastoreItem xmlns:ds="http://schemas.openxmlformats.org/officeDocument/2006/customXml" ds:itemID="{6212B4F4-04AD-4143-A531-0CDA0A9D9A91}"/>
+<ds:datastoreItem xmlns:ds="http://schemas.openxmlformats.org/officeDocument/2006/customXml" ds:itemID="{47511497-71A5-49BC-8D37-E5A8718B73D0}"/>
 </file>
 
 <file path=customXml/itemProps3.xml><?xml version="1.0" encoding="utf-8"?>
-<ds:datastoreItem xmlns:ds="http://schemas.openxmlformats.org/officeDocument/2006/customXml" ds:itemID="{71C7C13B-250C-41C3-8A27-4282367CA08B}"/>
+<ds:datastoreItem xmlns:ds="http://schemas.openxmlformats.org/officeDocument/2006/customXml" ds:itemID="{09931B7C-38B4-4C32-8635-43229ADEAF8E}"/>
 </file>
 
 <file path=customXml/itemProps4.xml><?xml version="1.0" encoding="utf-8"?>
-<ds:datastoreItem xmlns:ds="http://schemas.openxmlformats.org/officeDocument/2006/customXml" ds:itemID="{EDE062AB-2A36-473E-AE77-C1C71F9239C7}"/>
+<ds:datastoreItem xmlns:ds="http://schemas.openxmlformats.org/officeDocument/2006/customXml" ds:itemID="{7D4ED1BA-9DEE-44DC-AC15-823891BAF2DA}"/>
 </file>